--- a/01_CoreJava/String.docx
+++ b/01_CoreJava/String.docx
@@ -147,6 +147,7 @@
         <w:keepLines w:val="0"/>
         <w:widowControl/>
         <w:numPr>
+          <w:ilvl w:val="0"/>
           <w:numId w:val="0"/>
         </w:numPr>
         <w:suppressLineNumbers w:val="0"/>
@@ -455,10 +456,248 @@
     <w:p>
       <w:pPr>
         <w:rPr>
-          <w:rFonts w:hint="default"/>
-          <w:sz w:val="22"/>
-          <w:szCs w:val="22"/>
-          <w:lang w:val="en-US"/>
+          <w:rStyle w:val="8"/>
+          <w:rFonts w:ascii="SimSun" w:hAnsi="SimSun" w:eastAsia="SimSun" w:cs="SimSun"/>
+          <w:kern w:val="0"/>
+          <w:sz w:val="24"/>
+          <w:szCs w:val="24"/>
+          <w:lang w:val="en-US" w:eastAsia="zh-CN" w:bidi="ar"/>
+        </w:rPr>
+      </w:pPr>
+    </w:p>
+    <w:p>
+      <w:pPr>
+        <w:rPr>
+          <w:rStyle w:val="8"/>
+          <w:rFonts w:ascii="SimSun" w:hAnsi="SimSun" w:eastAsia="SimSun" w:cs="SimSun"/>
+          <w:kern w:val="0"/>
+          <w:sz w:val="24"/>
+          <w:szCs w:val="24"/>
+          <w:lang w:val="en-US" w:eastAsia="zh-CN" w:bidi="ar"/>
+        </w:rPr>
+      </w:pPr>
+      <w:r>
+        <w:rPr>
+          <w:rStyle w:val="8"/>
+          <w:rFonts w:ascii="SimSun" w:hAnsi="SimSun" w:eastAsia="SimSun" w:cs="SimSun"/>
+          <w:kern w:val="0"/>
+          <w:sz w:val="24"/>
+          <w:szCs w:val="24"/>
+          <w:lang w:val="en-US" w:eastAsia="zh-CN" w:bidi="ar"/>
+        </w:rPr>
+        <w:t>String s</w:t>
+      </w:r>
+      <w:r>
+        <w:rPr>
+          <w:rStyle w:val="8"/>
+          <w:rFonts w:hint="default" w:ascii="SimSun" w:hAnsi="SimSun" w:eastAsia="SimSun" w:cs="SimSun"/>
+          <w:kern w:val="0"/>
+          <w:sz w:val="24"/>
+          <w:szCs w:val="24"/>
+          <w:lang w:val="en-US" w:eastAsia="zh-CN" w:bidi="ar"/>
+        </w:rPr>
+        <w:t>1=</w:t>
+      </w:r>
+      <w:r>
+        <w:rPr>
+          <w:rStyle w:val="8"/>
+          <w:rFonts w:ascii="SimSun" w:hAnsi="SimSun" w:eastAsia="SimSun" w:cs="SimSun"/>
+          <w:kern w:val="0"/>
+          <w:sz w:val="24"/>
+          <w:szCs w:val="24"/>
+          <w:lang w:val="en-US" w:eastAsia="zh-CN" w:bidi="ar"/>
+        </w:rPr>
+        <w:t>"Java";</w:t>
+      </w:r>
+    </w:p>
+    <w:p>
+      <w:pPr>
+        <w:rPr>
+          <w:rStyle w:val="8"/>
+          <w:rFonts w:ascii="SimSun" w:hAnsi="SimSun" w:eastAsia="SimSun" w:cs="SimSun"/>
+          <w:kern w:val="0"/>
+          <w:sz w:val="24"/>
+          <w:szCs w:val="24"/>
+          <w:lang w:val="en-US" w:eastAsia="zh-CN" w:bidi="ar"/>
+        </w:rPr>
+      </w:pPr>
+      <w:r>
+        <w:rPr>
+          <w:rStyle w:val="8"/>
+          <w:rFonts w:ascii="SimSun" w:hAnsi="SimSun" w:eastAsia="SimSun" w:cs="SimSun"/>
+          <w:kern w:val="0"/>
+          <w:sz w:val="24"/>
+          <w:szCs w:val="24"/>
+          <w:lang w:val="en-US" w:eastAsia="zh-CN" w:bidi="ar"/>
+        </w:rPr>
+        <w:t>String s</w:t>
+      </w:r>
+      <w:r>
+        <w:rPr>
+          <w:rStyle w:val="8"/>
+          <w:rFonts w:hint="default" w:ascii="SimSun" w:hAnsi="SimSun" w:eastAsia="SimSun" w:cs="SimSun"/>
+          <w:kern w:val="0"/>
+          <w:sz w:val="24"/>
+          <w:szCs w:val="24"/>
+          <w:lang w:val="en-US" w:eastAsia="zh-CN" w:bidi="ar"/>
+        </w:rPr>
+        <w:t>2=</w:t>
+      </w:r>
+      <w:r>
+        <w:rPr>
+          <w:rStyle w:val="8"/>
+          <w:rFonts w:ascii="SimSun" w:hAnsi="SimSun" w:eastAsia="SimSun" w:cs="SimSun"/>
+          <w:kern w:val="0"/>
+          <w:sz w:val="24"/>
+          <w:szCs w:val="24"/>
+          <w:lang w:val="en-US" w:eastAsia="zh-CN" w:bidi="ar"/>
+        </w:rPr>
+        <w:t>"Java";</w:t>
+      </w:r>
+    </w:p>
+    <w:p>
+      <w:pPr>
+        <w:rPr>
+          <w:rStyle w:val="8"/>
+          <w:rFonts w:ascii="SimSun" w:hAnsi="SimSun" w:eastAsia="SimSun" w:cs="SimSun"/>
+          <w:kern w:val="0"/>
+          <w:sz w:val="24"/>
+          <w:szCs w:val="24"/>
+          <w:lang w:val="en-US" w:eastAsia="zh-CN" w:bidi="ar"/>
+        </w:rPr>
+      </w:pPr>
+      <w:r>
+        <w:rPr>
+          <w:rStyle w:val="8"/>
+          <w:rFonts w:ascii="SimSun" w:hAnsi="SimSun" w:eastAsia="SimSun" w:cs="SimSun"/>
+          <w:kern w:val="0"/>
+          <w:sz w:val="24"/>
+          <w:szCs w:val="24"/>
+          <w:lang w:val="en-US" w:eastAsia="zh-CN" w:bidi="ar"/>
+        </w:rPr>
+        <w:t>String s</w:t>
+      </w:r>
+      <w:r>
+        <w:rPr>
+          <w:rStyle w:val="8"/>
+          <w:rFonts w:hint="default" w:ascii="SimSun" w:hAnsi="SimSun" w:eastAsia="SimSun" w:cs="SimSun"/>
+          <w:kern w:val="0"/>
+          <w:sz w:val="24"/>
+          <w:szCs w:val="24"/>
+          <w:lang w:val="en-US" w:eastAsia="zh-CN" w:bidi="ar"/>
+        </w:rPr>
+        <w:t>3</w:t>
+      </w:r>
+      <w:r>
+        <w:rPr>
+          <w:rStyle w:val="8"/>
+          <w:rFonts w:ascii="SimSun" w:hAnsi="SimSun" w:eastAsia="SimSun" w:cs="SimSun"/>
+          <w:kern w:val="0"/>
+          <w:sz w:val="24"/>
+          <w:szCs w:val="24"/>
+          <w:lang w:val="en-US" w:eastAsia="zh-CN" w:bidi="ar"/>
+        </w:rPr>
+        <w:t xml:space="preserve"> = </w:t>
+      </w:r>
+      <w:r>
+        <w:rPr>
+          <w:rStyle w:val="8"/>
+          <w:rFonts w:hint="default" w:ascii="SimSun" w:hAnsi="SimSun" w:eastAsia="SimSun" w:cs="SimSun"/>
+          <w:kern w:val="0"/>
+          <w:sz w:val="24"/>
+          <w:szCs w:val="24"/>
+          <w:lang w:val="en-US" w:eastAsia="zh-CN" w:bidi="ar"/>
+        </w:rPr>
+        <w:t>new String(</w:t>
+      </w:r>
+      <w:r>
+        <w:rPr>
+          <w:rStyle w:val="8"/>
+          <w:rFonts w:ascii="SimSun" w:hAnsi="SimSun" w:eastAsia="SimSun" w:cs="SimSun"/>
+          <w:kern w:val="0"/>
+          <w:sz w:val="24"/>
+          <w:szCs w:val="24"/>
+          <w:lang w:val="en-US" w:eastAsia="zh-CN" w:bidi="ar"/>
+        </w:rPr>
+        <w:t>"Java"</w:t>
+      </w:r>
+      <w:r>
+        <w:rPr>
+          <w:rStyle w:val="8"/>
+          <w:rFonts w:hint="default" w:ascii="SimSun" w:hAnsi="SimSun" w:eastAsia="SimSun" w:cs="SimSun"/>
+          <w:kern w:val="0"/>
+          <w:sz w:val="24"/>
+          <w:szCs w:val="24"/>
+          <w:lang w:val="en-US" w:eastAsia="zh-CN" w:bidi="ar"/>
+        </w:rPr>
+        <w:t>)</w:t>
+      </w:r>
+      <w:r>
+        <w:rPr>
+          <w:rStyle w:val="8"/>
+          <w:rFonts w:ascii="SimSun" w:hAnsi="SimSun" w:eastAsia="SimSun" w:cs="SimSun"/>
+          <w:kern w:val="0"/>
+          <w:sz w:val="24"/>
+          <w:szCs w:val="24"/>
+          <w:lang w:val="en-US" w:eastAsia="zh-CN" w:bidi="ar"/>
+        </w:rPr>
+        <w:t>;</w:t>
+      </w:r>
+    </w:p>
+    <w:p>
+      <w:pPr>
+        <w:rPr>
+          <w:rStyle w:val="8"/>
+          <w:rFonts w:ascii="SimSun" w:hAnsi="SimSun" w:eastAsia="SimSun" w:cs="SimSun"/>
+          <w:kern w:val="0"/>
+          <w:sz w:val="24"/>
+          <w:szCs w:val="24"/>
+          <w:lang w:val="en-US" w:eastAsia="zh-CN" w:bidi="ar"/>
+        </w:rPr>
+      </w:pPr>
+      <w:r>
+        <w:rPr>
+          <w:rStyle w:val="8"/>
+          <w:rFonts w:ascii="SimSun" w:hAnsi="SimSun" w:eastAsia="SimSun" w:cs="SimSun"/>
+          <w:kern w:val="0"/>
+          <w:sz w:val="24"/>
+          <w:szCs w:val="24"/>
+          <w:lang w:val="en-US" w:eastAsia="zh-CN" w:bidi="ar"/>
+        </w:rPr>
+        <w:t>String s</w:t>
+      </w:r>
+      <w:r>
+        <w:rPr>
+          <w:rStyle w:val="8"/>
+          <w:rFonts w:hint="default" w:ascii="SimSun" w:hAnsi="SimSun" w:eastAsia="SimSun" w:cs="SimSun"/>
+          <w:kern w:val="0"/>
+          <w:sz w:val="24"/>
+          <w:szCs w:val="24"/>
+          <w:lang w:val="en-US" w:eastAsia="zh-CN" w:bidi="ar"/>
+        </w:rPr>
+        <w:t>4</w:t>
+      </w:r>
+      <w:r>
+        <w:rPr>
+          <w:rStyle w:val="8"/>
+          <w:rFonts w:ascii="SimSun" w:hAnsi="SimSun" w:eastAsia="SimSun" w:cs="SimSun"/>
+          <w:kern w:val="0"/>
+          <w:sz w:val="24"/>
+          <w:szCs w:val="24"/>
+          <w:lang w:val="en-US" w:eastAsia="zh-CN" w:bidi="ar"/>
+        </w:rPr>
+        <w:t xml:space="preserve"> = new String("Java");</w:t>
+      </w:r>
+    </w:p>
+    <w:p>
+      <w:pPr>
+        <w:rPr>
+          <w:rStyle w:val="8"/>
+          <w:rFonts w:hint="default" w:ascii="SimSun" w:hAnsi="SimSun" w:eastAsia="SimSun" w:cs="SimSun"/>
+          <w:kern w:val="0"/>
+          <w:sz w:val="24"/>
+          <w:szCs w:val="24"/>
+          <w:lang w:val="en-US" w:eastAsia="zh-CN" w:bidi="ar"/>
         </w:rPr>
       </w:pPr>
     </w:p>
@@ -821,9 +1060,12 @@
         </w:rPr>
         <w:t>Summary:</w:t>
       </w:r>
+      <w:bookmarkStart w:id="0" w:name="_GoBack"/>
+      <w:bookmarkEnd w:id="0"/>
     </w:p>
     <w:tbl>
       <w:tblPr>
+        <w:tblStyle w:val="6"/>
         <w:tblW w:w="0" w:type="auto"/>
         <w:tblCellSpacing w:w="15" w:type="dxa"/>
         <w:tblInd w:w="0" w:type="dxa"/>
@@ -835,7 +1077,7 @@
           <w:insideH w:val="none" w:color="auto" w:sz="0" w:space="0"/>
           <w:insideV w:val="none" w:color="auto" w:sz="0" w:space="0"/>
         </w:tblBorders>
-        <w:shd w:val="clear"/>
+        <w:shd w:val="clear" w:color="auto" w:fill="auto"/>
         <w:tblLayout w:type="fixed"/>
         <w:tblCellMar>
           <w:top w:w="15" w:type="dxa"/>
@@ -860,6 +1102,7 @@
             <w:insideH w:val="none" w:color="auto" w:sz="0" w:space="0"/>
             <w:insideV w:val="none" w:color="auto" w:sz="0" w:space="0"/>
           </w:tblBorders>
+          <w:shd w:val="clear" w:color="auto" w:fill="auto"/>
           <w:tblCellMar>
             <w:top w:w="15" w:type="dxa"/>
             <w:left w:w="15" w:type="dxa"/>
@@ -874,7 +1117,7 @@
         <w:tc>
           <w:tcPr>
             <w:tcW w:w="3027" w:type="dxa"/>
-            <w:shd w:val="clear"/>
+            <w:shd w:val="clear" w:color="auto" w:fill="auto"/>
             <w:vAlign w:val="center"/>
           </w:tcPr>
           <w:p>
@@ -906,7 +1149,7 @@
         <w:tc>
           <w:tcPr>
             <w:tcW w:w="1022" w:type="dxa"/>
-            <w:shd w:val="clear"/>
+            <w:shd w:val="clear" w:color="auto" w:fill="auto"/>
             <w:vAlign w:val="center"/>
           </w:tcPr>
           <w:p>
@@ -938,7 +1181,7 @@
         <w:tc>
           <w:tcPr>
             <w:tcW w:w="1318" w:type="dxa"/>
-            <w:shd w:val="clear"/>
+            <w:shd w:val="clear" w:color="auto" w:fill="auto"/>
             <w:vAlign w:val="center"/>
           </w:tcPr>
           <w:p>
@@ -970,7 +1213,7 @@
         <w:tc>
           <w:tcPr>
             <w:tcW w:w="2796" w:type="dxa"/>
-            <w:shd w:val="clear"/>
+            <w:shd w:val="clear" w:color="auto" w:fill="auto"/>
             <w:vAlign w:val="center"/>
           </w:tcPr>
           <w:p>
@@ -1010,6 +1253,7 @@
             <w:insideH w:val="none" w:color="auto" w:sz="0" w:space="0"/>
             <w:insideV w:val="none" w:color="auto" w:sz="0" w:space="0"/>
           </w:tblBorders>
+          <w:shd w:val="clear" w:color="auto" w:fill="auto"/>
           <w:tblCellMar>
             <w:top w:w="15" w:type="dxa"/>
             <w:left w:w="15" w:type="dxa"/>
@@ -1023,7 +1267,7 @@
         <w:tc>
           <w:tcPr>
             <w:tcW w:w="3027" w:type="dxa"/>
-            <w:shd w:val="clear"/>
+            <w:shd w:val="clear" w:color="auto" w:fill="auto"/>
             <w:vAlign w:val="center"/>
           </w:tcPr>
           <w:p>
@@ -1072,7 +1316,7 @@
         <w:tc>
           <w:tcPr>
             <w:tcW w:w="1022" w:type="dxa"/>
-            <w:shd w:val="clear"/>
+            <w:shd w:val="clear" w:color="auto" w:fill="auto"/>
             <w:vAlign w:val="center"/>
           </w:tcPr>
           <w:p>
@@ -1098,7 +1342,7 @@
         <w:tc>
           <w:tcPr>
             <w:tcW w:w="1318" w:type="dxa"/>
-            <w:shd w:val="clear"/>
+            <w:shd w:val="clear" w:color="auto" w:fill="auto"/>
             <w:vAlign w:val="center"/>
           </w:tcPr>
           <w:p>
@@ -1124,7 +1368,7 @@
         <w:tc>
           <w:tcPr>
             <w:tcW w:w="2796" w:type="dxa"/>
-            <w:shd w:val="clear"/>
+            <w:shd w:val="clear" w:color="auto" w:fill="auto"/>
             <w:vAlign w:val="center"/>
           </w:tcPr>
           <w:p>
@@ -1158,6 +1402,7 @@
             <w:insideH w:val="none" w:color="auto" w:sz="0" w:space="0"/>
             <w:insideV w:val="none" w:color="auto" w:sz="0" w:space="0"/>
           </w:tblBorders>
+          <w:shd w:val="clear" w:color="auto" w:fill="auto"/>
           <w:tblCellMar>
             <w:top w:w="15" w:type="dxa"/>
             <w:left w:w="15" w:type="dxa"/>
@@ -1171,7 +1416,7 @@
         <w:tc>
           <w:tcPr>
             <w:tcW w:w="3027" w:type="dxa"/>
-            <w:shd w:val="clear"/>
+            <w:shd w:val="clear" w:color="auto" w:fill="auto"/>
             <w:vAlign w:val="center"/>
           </w:tcPr>
           <w:p>
@@ -1220,7 +1465,7 @@
         <w:tc>
           <w:tcPr>
             <w:tcW w:w="1022" w:type="dxa"/>
-            <w:shd w:val="clear"/>
+            <w:shd w:val="clear" w:color="auto" w:fill="auto"/>
             <w:vAlign w:val="center"/>
           </w:tcPr>
           <w:p>
@@ -1247,7 +1492,7 @@
         <w:tc>
           <w:tcPr>
             <w:tcW w:w="1318" w:type="dxa"/>
-            <w:shd w:val="clear"/>
+            <w:shd w:val="clear" w:color="auto" w:fill="auto"/>
             <w:vAlign w:val="center"/>
           </w:tcPr>
           <w:p>
@@ -1274,7 +1519,7 @@
         <w:tc>
           <w:tcPr>
             <w:tcW w:w="2796" w:type="dxa"/>
-            <w:shd w:val="clear"/>
+            <w:shd w:val="clear" w:color="auto" w:fill="auto"/>
             <w:vAlign w:val="center"/>
           </w:tcPr>
           <w:p>
@@ -1340,6 +1585,7 @@
     </w:p>
     <w:tbl>
       <w:tblPr>
+        <w:tblStyle w:val="6"/>
         <w:tblW w:w="0" w:type="auto"/>
         <w:tblCellSpacing w:w="15" w:type="dxa"/>
         <w:tblInd w:w="0" w:type="dxa"/>
@@ -1351,7 +1597,7 @@
           <w:insideH w:val="none" w:color="auto" w:sz="0" w:space="0"/>
           <w:insideV w:val="none" w:color="auto" w:sz="0" w:space="0"/>
         </w:tblBorders>
-        <w:shd w:val="clear"/>
+        <w:shd w:val="clear" w:color="auto" w:fill="auto"/>
         <w:tblLayout w:type="autofit"/>
         <w:tblCellMar>
           <w:top w:w="15" w:type="dxa"/>
@@ -1376,7 +1622,7 @@
             <w:insideH w:val="none" w:color="auto" w:sz="0" w:space="0"/>
             <w:insideV w:val="none" w:color="auto" w:sz="0" w:space="0"/>
           </w:tblBorders>
-          <w:shd w:val="clear"/>
+          <w:shd w:val="clear" w:color="auto" w:fill="auto"/>
           <w:tblCellMar>
             <w:top w:w="15" w:type="dxa"/>
             <w:left w:w="15" w:type="dxa"/>
@@ -1390,7 +1636,7 @@
         <w:tc>
           <w:tcPr>
             <w:tcW w:w="3884" w:type="dxa"/>
-            <w:shd w:val="clear"/>
+            <w:shd w:val="clear" w:color="auto" w:fill="auto"/>
             <w:vAlign w:val="center"/>
           </w:tcPr>
           <w:p>
@@ -1425,7 +1671,7 @@
         <w:tc>
           <w:tcPr>
             <w:tcW w:w="565" w:type="dxa"/>
-            <w:shd w:val="clear"/>
+            <w:shd w:val="clear" w:color="auto" w:fill="auto"/>
             <w:vAlign w:val="center"/>
           </w:tcPr>
           <w:p>
@@ -1458,7 +1704,7 @@
         <w:tc>
           <w:tcPr>
             <w:tcW w:w="1090" w:type="dxa"/>
-            <w:shd w:val="clear"/>
+            <w:shd w:val="clear" w:color="auto" w:fill="auto"/>
             <w:vAlign w:val="center"/>
           </w:tcPr>
           <w:p>
@@ -1491,7 +1737,7 @@
         <w:tc>
           <w:tcPr>
             <w:tcW w:w="2501" w:type="dxa"/>
-            <w:shd w:val="clear"/>
+            <w:shd w:val="clear" w:color="auto" w:fill="auto"/>
             <w:vAlign w:val="center"/>
           </w:tcPr>
           <w:p>
@@ -1532,6 +1778,7 @@
             <w:insideH w:val="none" w:color="auto" w:sz="0" w:space="0"/>
             <w:insideV w:val="none" w:color="auto" w:sz="0" w:space="0"/>
           </w:tblBorders>
+          <w:shd w:val="clear" w:color="auto" w:fill="auto"/>
           <w:tblCellMar>
             <w:top w:w="15" w:type="dxa"/>
             <w:left w:w="15" w:type="dxa"/>
@@ -1545,7 +1792,7 @@
         <w:tc>
           <w:tcPr>
             <w:tcW w:w="3884" w:type="dxa"/>
-            <w:shd w:val="clear"/>
+            <w:shd w:val="clear" w:color="auto" w:fill="auto"/>
             <w:vAlign w:val="center"/>
           </w:tcPr>
           <w:p>
@@ -1638,7 +1885,7 @@
         <w:tc>
           <w:tcPr>
             <w:tcW w:w="565" w:type="dxa"/>
-            <w:shd w:val="clear"/>
+            <w:shd w:val="clear" w:color="auto" w:fill="auto"/>
             <w:vAlign w:val="center"/>
           </w:tcPr>
           <w:p>
@@ -1665,7 +1912,7 @@
         <w:tc>
           <w:tcPr>
             <w:tcW w:w="1090" w:type="dxa"/>
-            <w:shd w:val="clear"/>
+            <w:shd w:val="clear" w:color="auto" w:fill="auto"/>
             <w:vAlign w:val="center"/>
           </w:tcPr>
           <w:p>
@@ -1692,7 +1939,7 @@
         <w:tc>
           <w:tcPr>
             <w:tcW w:w="2501" w:type="dxa"/>
-            <w:shd w:val="clear"/>
+            <w:shd w:val="clear" w:color="auto" w:fill="auto"/>
             <w:vAlign w:val="center"/>
           </w:tcPr>
           <w:p>
@@ -1740,6 +1987,7 @@
             <w:insideH w:val="none" w:color="auto" w:sz="0" w:space="0"/>
             <w:insideV w:val="none" w:color="auto" w:sz="0" w:space="0"/>
           </w:tblBorders>
+          <w:shd w:val="clear" w:color="auto" w:fill="auto"/>
           <w:tblCellMar>
             <w:top w:w="15" w:type="dxa"/>
             <w:left w:w="15" w:type="dxa"/>
@@ -1753,7 +2001,7 @@
         <w:tc>
           <w:tcPr>
             <w:tcW w:w="3884" w:type="dxa"/>
-            <w:shd w:val="clear"/>
+            <w:shd w:val="clear" w:color="auto" w:fill="auto"/>
             <w:vAlign w:val="center"/>
           </w:tcPr>
           <w:p>
@@ -1802,7 +2050,7 @@
         <w:tc>
           <w:tcPr>
             <w:tcW w:w="565" w:type="dxa"/>
-            <w:shd w:val="clear"/>
+            <w:shd w:val="clear" w:color="auto" w:fill="auto"/>
             <w:vAlign w:val="center"/>
           </w:tcPr>
           <w:p>
@@ -1829,7 +2077,7 @@
         <w:tc>
           <w:tcPr>
             <w:tcW w:w="1090" w:type="dxa"/>
-            <w:shd w:val="clear"/>
+            <w:shd w:val="clear" w:color="auto" w:fill="auto"/>
             <w:vAlign w:val="center"/>
           </w:tcPr>
           <w:p>
@@ -1855,7 +2103,7 @@
         <w:tc>
           <w:tcPr>
             <w:tcW w:w="2501" w:type="dxa"/>
-            <w:shd w:val="clear"/>
+            <w:shd w:val="clear" w:color="auto" w:fill="auto"/>
             <w:vAlign w:val="center"/>
           </w:tcPr>
           <w:p>
@@ -1876,8 +2124,6 @@
               </w:rPr>
               <w:t>1</w:t>
             </w:r>
-            <w:bookmarkStart w:id="0" w:name="_GoBack"/>
-            <w:bookmarkEnd w:id="0"/>
             <w:r>
               <w:rPr>
                 <w:rFonts w:ascii="SimSun" w:hAnsi="SimSun" w:eastAsia="SimSun" w:cs="SimSun"/>
@@ -3546,6 +3792,7 @@
         <w:keepLines w:val="0"/>
         <w:widowControl/>
         <w:numPr>
+          <w:ilvl w:val="0"/>
           <w:numId w:val="0"/>
         </w:numPr>
         <w:suppressLineNumbers w:val="0"/>
@@ -3859,6 +4106,7 @@
     <w:p>
       <w:pPr>
         <w:numPr>
+          <w:ilvl w:val="0"/>
           <w:numId w:val="0"/>
         </w:numPr>
         <w:ind w:left="140" w:leftChars="0"/>
@@ -4458,7 +4706,7 @@
     <w:lsdException w:unhideWhenUsed="0" w:uiPriority="0" w:semiHidden="0" w:name="Document Map"/>
     <w:lsdException w:unhideWhenUsed="0" w:uiPriority="0" w:semiHidden="0" w:name="Plain Text"/>
     <w:lsdException w:unhideWhenUsed="0" w:uiPriority="0" w:semiHidden="0" w:name="E-mail Signature"/>
-    <w:lsdException w:unhideWhenUsed="0" w:uiPriority="0" w:semiHidden="0" w:name="Normal (Web)"/>
+    <w:lsdException w:qFormat="1" w:unhideWhenUsed="0" w:uiPriority="0" w:semiHidden="0" w:name="Normal (Web)"/>
     <w:lsdException w:unhideWhenUsed="0" w:uiPriority="0" w:semiHidden="0" w:name="HTML Acronym"/>
     <w:lsdException w:unhideWhenUsed="0" w:uiPriority="0" w:semiHidden="0" w:name="HTML Address"/>
     <w:lsdException w:unhideWhenUsed="0" w:uiPriority="0" w:semiHidden="0" w:name="HTML Cite"/>
@@ -4757,6 +5005,7 @@
   </w:style>
   <w:style w:type="paragraph" w:styleId="10">
     <w:name w:val="Normal (Web)"/>
+    <w:qFormat/>
     <w:uiPriority w:val="0"/>
     <w:pPr>
       <w:spacing w:before="0" w:beforeAutospacing="1" w:after="0" w:afterAutospacing="1"/>
@@ -4764,6 +5013,7 @@
       <w:jc w:val="left"/>
     </w:pPr>
     <w:rPr>
+      <w:rFonts w:ascii="Times New Roman" w:hAnsi="Times New Roman" w:eastAsia="SimSun" w:cs="Times New Roman"/>
       <w:kern w:val="0"/>
       <w:sz w:val="24"/>
       <w:szCs w:val="24"/>
